--- a/flow/20230927_hours/drafts/2024-05-g/30.05.docx
+++ b/flow/20230927_hours/drafts/2024-05-g/30.05.docx
@@ -1511,37 +1511,14 @@
           <w:color w:val="FF0000"/>
           <w:sz w:val="24"/>
         </w:rPr>
-        <w:t xml:space="preserve">Тропар (г. </w:t>
-      </w:r>
-      <w:r>
-        <w:rPr>
-          <w:rFonts w:ascii="Times New Roman" w:hAnsi="Times New Roman"/>
-          <w:i/>
-          <w:color w:val="FF0000"/>
-          <w:sz w:val="24"/>
-        </w:rPr>
-        <w:t xml:space="preserve">8): </w:t>
-      </w:r>
-      <w:r>
-        <w:rPr>
-          <w:rFonts w:ascii="Times New Roman" w:hAnsi="Times New Roman"/>
-          <w:sz w:val="24"/>
-        </w:rPr>
-        <w:t xml:space="preserve">В тобі, отче, дбайливо зберігся образ,* бо прийнявши хрест, ти пішов слідом за Христом* і ділом навчав ти погорджувати тілом, бо воно проминає,* а дбати про душу – єство безсмертне.* Тим-то з ангелами разом радується,* преподобний </w:t>
-      </w:r>
-      <w:r>
-        <w:rPr>
-          <w:rFonts w:ascii="Times New Roman" w:hAnsi="Times New Roman"/>
-          <w:sz w:val="24"/>
-        </w:rPr>
-        <w:t>Ісаакію</w:t>
-      </w:r>
-      <w:r>
-        <w:rPr>
-          <w:rFonts w:ascii="Times New Roman" w:hAnsi="Times New Roman"/>
-          <w:sz w:val="24"/>
-        </w:rPr>
-        <w:t>, дух твій.</w:t>
+        <w:t xml:space="preserve">Тропар (г. 8): </w:t>
+      </w:r>
+      <w:r>
+        <w:rPr>
+          <w:rFonts w:ascii="Times New Roman" w:hAnsi="Times New Roman"/>
+          <w:sz w:val="24"/>
+        </w:rPr>
+        <w:t>В тобі, отче, дбайливо зберігся образ,* бо прийнявши хрест, ти пішов слідом за Христом* і ділом навчав ти погорджувати тілом, бо воно проминає,* а дбати про душу – єство безсмертне.* Тим-то з ангелами разом радується,* преподобний Ісаакію, дух твій.</w:t>
       </w:r>
     </w:p>
     <w:p>
@@ -1992,65 +1969,14 @@
           <w:color w:val="FF0000"/>
           <w:sz w:val="24"/>
         </w:rPr>
-        <w:t>Ко</w:t>
-      </w:r>
-      <w:r>
-        <w:rPr>
-          <w:rFonts w:ascii="Times New Roman" w:hAnsi="Times New Roman"/>
-          <w:i/>
-          <w:color w:val="FF0000"/>
-          <w:sz w:val="24"/>
-        </w:rPr>
-        <w:t xml:space="preserve">ндак (г. 8): </w:t>
-      </w:r>
-      <w:r>
-        <w:rPr>
-          <w:rFonts w:ascii="Times New Roman" w:hAnsi="Times New Roman"/>
-          <w:sz w:val="24"/>
-        </w:rPr>
-        <w:t xml:space="preserve">Як угодник Божий вірний, розпалився єси ревністю за Церкву Христову, вудила </w:t>
-      </w:r>
-      <w:r>
-        <w:rPr>
-          <w:rFonts w:ascii="Times New Roman" w:hAnsi="Times New Roman"/>
-          <w:sz w:val="24"/>
-        </w:rPr>
-        <w:t>Валентові</w:t>
-      </w:r>
-      <w:r>
-        <w:rPr>
-          <w:rFonts w:ascii="Times New Roman" w:hAnsi="Times New Roman"/>
-          <w:sz w:val="24"/>
-        </w:rPr>
-        <w:t xml:space="preserve"> вдержавши, пророчо йому смерть пагубну за закриття церкви </w:t>
-      </w:r>
-      <w:r>
-        <w:rPr>
-          <w:rFonts w:ascii="Times New Roman" w:hAnsi="Times New Roman"/>
-          <w:sz w:val="24"/>
-        </w:rPr>
-        <w:t>передрік</w:t>
-      </w:r>
-      <w:r>
-        <w:rPr>
-          <w:rFonts w:ascii="Times New Roman" w:hAnsi="Times New Roman"/>
-          <w:sz w:val="24"/>
-        </w:rPr>
-        <w:t xml:space="preserve"> єси, преподобний, тому моли за нас, які пам’ять твою, </w:t>
-      </w:r>
-      <w:r>
-        <w:rPr>
-          <w:rFonts w:ascii="Times New Roman" w:hAnsi="Times New Roman"/>
-          <w:sz w:val="24"/>
-        </w:rPr>
-        <w:t>Ісаакію</w:t>
-      </w:r>
-      <w:r>
-        <w:rPr>
-          <w:rFonts w:ascii="Times New Roman" w:hAnsi="Times New Roman"/>
-          <w:sz w:val="24"/>
-        </w:rPr>
-        <w:t xml:space="preserve"> преподобний, почитають.</w:t>
+        <w:t xml:space="preserve">Кондак (г. 8): </w:t>
+      </w:r>
+      <w:r>
+        <w:rPr>
+          <w:rFonts w:ascii="Times New Roman" w:hAnsi="Times New Roman"/>
+          <w:sz w:val="24"/>
+        </w:rPr>
+        <w:t>Як угодник Божий вірний, розпалився єси ревністю за Церкву Христову, вудила Валентові вдержавши, пророчо йому смерть пагубну за закриття церкви передрік єси, преподобний, тому моли за нас, які пам’ять твою, Ісаакію преподобний, почитають.</w:t>
       </w:r>
     </w:p>
     <w:p>
@@ -4518,37 +4444,14 @@
           <w:color w:val="FF0000"/>
           <w:sz w:val="24"/>
         </w:rPr>
-        <w:t xml:space="preserve">Тропар (г. </w:t>
-      </w:r>
-      <w:r>
-        <w:rPr>
-          <w:rFonts w:ascii="Times New Roman" w:hAnsi="Times New Roman"/>
-          <w:i/>
-          <w:color w:val="FF0000"/>
-          <w:sz w:val="24"/>
-        </w:rPr>
-        <w:t xml:space="preserve">8): </w:t>
-      </w:r>
-      <w:r>
-        <w:rPr>
-          <w:rFonts w:ascii="Times New Roman" w:hAnsi="Times New Roman"/>
-          <w:sz w:val="24"/>
-        </w:rPr>
-        <w:t xml:space="preserve">В тобі, отче, дбайливо зберігся образ,* бо прийнявши хрест, ти пішов слідом за Христом* і ділом навчав ти погорджувати тілом, бо воно проминає,* а дбати про душу – єство безсмертне.* Тим-то з ангелами разом радується,* преподобний </w:t>
-      </w:r>
-      <w:r>
-        <w:rPr>
-          <w:rFonts w:ascii="Times New Roman" w:hAnsi="Times New Roman"/>
-          <w:sz w:val="24"/>
-        </w:rPr>
-        <w:t>Ісаакію</w:t>
-      </w:r>
-      <w:r>
-        <w:rPr>
-          <w:rFonts w:ascii="Times New Roman" w:hAnsi="Times New Roman"/>
-          <w:sz w:val="24"/>
-        </w:rPr>
-        <w:t>, дух твій.</w:t>
+        <w:t xml:space="preserve">Тропар (г. 8): </w:t>
+      </w:r>
+      <w:r>
+        <w:rPr>
+          <w:rFonts w:ascii="Times New Roman" w:hAnsi="Times New Roman"/>
+          <w:sz w:val="24"/>
+        </w:rPr>
+        <w:t>В тобі, отче, дбайливо зберігся образ,* бо прийнявши хрест, ти пішов слідом за Христом* і ділом навчав ти погорджувати тілом, бо воно проминає,* а дбати про душу – єство безсмертне.* Тим-то з ангелами разом радується,* преподобний Ісаакію, дух твій.</w:t>
       </w:r>
     </w:p>
     <w:p>
@@ -4958,65 +4861,14 @@
           <w:color w:val="FF0000"/>
           <w:sz w:val="24"/>
         </w:rPr>
-        <w:t>Ко</w:t>
-      </w:r>
-      <w:r>
-        <w:rPr>
-          <w:rFonts w:ascii="Times New Roman" w:hAnsi="Times New Roman"/>
-          <w:i/>
-          <w:color w:val="FF0000"/>
-          <w:sz w:val="24"/>
-        </w:rPr>
-        <w:t xml:space="preserve">ндак (г. 8): </w:t>
-      </w:r>
-      <w:r>
-        <w:rPr>
-          <w:rFonts w:ascii="Times New Roman" w:hAnsi="Times New Roman"/>
-          <w:sz w:val="24"/>
-        </w:rPr>
-        <w:t xml:space="preserve">Як угодник Божий вірний, розпалився єси ревністю за Церкву Христову, вудила </w:t>
-      </w:r>
-      <w:r>
-        <w:rPr>
-          <w:rFonts w:ascii="Times New Roman" w:hAnsi="Times New Roman"/>
-          <w:sz w:val="24"/>
-        </w:rPr>
-        <w:t>Валентові</w:t>
-      </w:r>
-      <w:r>
-        <w:rPr>
-          <w:rFonts w:ascii="Times New Roman" w:hAnsi="Times New Roman"/>
-          <w:sz w:val="24"/>
-        </w:rPr>
-        <w:t xml:space="preserve"> вдержавши, пророчо йому смерть пагубну за закриття церкви </w:t>
-      </w:r>
-      <w:r>
-        <w:rPr>
-          <w:rFonts w:ascii="Times New Roman" w:hAnsi="Times New Roman"/>
-          <w:sz w:val="24"/>
-        </w:rPr>
-        <w:t>передрік</w:t>
-      </w:r>
-      <w:r>
-        <w:rPr>
-          <w:rFonts w:ascii="Times New Roman" w:hAnsi="Times New Roman"/>
-          <w:sz w:val="24"/>
-        </w:rPr>
-        <w:t xml:space="preserve"> єси, преподобний, тому моли за нас, які пам’ять твою, </w:t>
-      </w:r>
-      <w:r>
-        <w:rPr>
-          <w:rFonts w:ascii="Times New Roman" w:hAnsi="Times New Roman"/>
-          <w:sz w:val="24"/>
-        </w:rPr>
-        <w:t>Ісаакію</w:t>
-      </w:r>
-      <w:r>
-        <w:rPr>
-          <w:rFonts w:ascii="Times New Roman" w:hAnsi="Times New Roman"/>
-          <w:sz w:val="24"/>
-        </w:rPr>
-        <w:t xml:space="preserve"> преподобний, почитають.</w:t>
+        <w:t xml:space="preserve">Кондак (г. 8): </w:t>
+      </w:r>
+      <w:r>
+        <w:rPr>
+          <w:rFonts w:ascii="Times New Roman" w:hAnsi="Times New Roman"/>
+          <w:sz w:val="24"/>
+        </w:rPr>
+        <w:t>Як угодник Божий вірний, розпалився єси ревністю за Церкву Христову, вудила Валентові вдержавши, пророчо йому смерть пагубну за закриття церкви передрік єси, преподобний, тому моли за нас, які пам’ять твою, Ісаакію преподобний, почитають.</w:t>
       </w:r>
     </w:p>
     <w:p>
@@ -7202,37 +7054,14 @@
           <w:color w:val="FF0000"/>
           <w:sz w:val="24"/>
         </w:rPr>
-        <w:t xml:space="preserve">Тропар (г. </w:t>
-      </w:r>
-      <w:r>
-        <w:rPr>
-          <w:rFonts w:ascii="Times New Roman" w:hAnsi="Times New Roman"/>
-          <w:i/>
-          <w:color w:val="FF0000"/>
-          <w:sz w:val="24"/>
-        </w:rPr>
-        <w:t xml:space="preserve">8): </w:t>
-      </w:r>
-      <w:r>
-        <w:rPr>
-          <w:rFonts w:ascii="Times New Roman" w:hAnsi="Times New Roman"/>
-          <w:sz w:val="24"/>
-        </w:rPr>
-        <w:t xml:space="preserve">В тобі, отче, дбайливо зберігся образ,* бо прийнявши хрест, ти пішов слідом за Христом* і ділом навчав ти погорджувати тілом, бо воно проминає,* а дбати про душу – єство безсмертне.* Тим-то з ангелами разом радується,* преподобний </w:t>
-      </w:r>
-      <w:r>
-        <w:rPr>
-          <w:rFonts w:ascii="Times New Roman" w:hAnsi="Times New Roman"/>
-          <w:sz w:val="24"/>
-        </w:rPr>
-        <w:t>Ісаакію</w:t>
-      </w:r>
-      <w:r>
-        <w:rPr>
-          <w:rFonts w:ascii="Times New Roman" w:hAnsi="Times New Roman"/>
-          <w:sz w:val="24"/>
-        </w:rPr>
-        <w:t>, дух твій.</w:t>
+        <w:t xml:space="preserve">Тропар (г. 8): </w:t>
+      </w:r>
+      <w:r>
+        <w:rPr>
+          <w:rFonts w:ascii="Times New Roman" w:hAnsi="Times New Roman"/>
+          <w:sz w:val="24"/>
+        </w:rPr>
+        <w:t>В тобі, отче, дбайливо зберігся образ,* бо прийнявши хрест, ти пішов слідом за Христом* і ділом навчав ти погорджувати тілом, бо воно проминає,* а дбати про душу – єство безсмертне.* Тим-то з ангелами разом радується,* преподобний Ісаакію, дух твій.</w:t>
       </w:r>
     </w:p>
     <w:p>
@@ -7727,65 +7556,14 @@
           <w:color w:val="FF0000"/>
           <w:sz w:val="24"/>
         </w:rPr>
-        <w:t>Ко</w:t>
-      </w:r>
-      <w:r>
-        <w:rPr>
-          <w:rFonts w:ascii="Times New Roman" w:hAnsi="Times New Roman"/>
-          <w:i/>
-          <w:color w:val="FF0000"/>
-          <w:sz w:val="24"/>
-        </w:rPr>
-        <w:t xml:space="preserve">ндак (г. 8): </w:t>
-      </w:r>
-      <w:r>
-        <w:rPr>
-          <w:rFonts w:ascii="Times New Roman" w:hAnsi="Times New Roman"/>
-          <w:sz w:val="24"/>
-        </w:rPr>
-        <w:t xml:space="preserve">Як угодник Божий вірний, розпалився єси ревністю за Церкву Христову, вудила </w:t>
-      </w:r>
-      <w:r>
-        <w:rPr>
-          <w:rFonts w:ascii="Times New Roman" w:hAnsi="Times New Roman"/>
-          <w:sz w:val="24"/>
-        </w:rPr>
-        <w:t>Валентові</w:t>
-      </w:r>
-      <w:r>
-        <w:rPr>
-          <w:rFonts w:ascii="Times New Roman" w:hAnsi="Times New Roman"/>
-          <w:sz w:val="24"/>
-        </w:rPr>
-        <w:t xml:space="preserve"> вдержавши, пророчо йому смерть пагубну за закриття церкви </w:t>
-      </w:r>
-      <w:r>
-        <w:rPr>
-          <w:rFonts w:ascii="Times New Roman" w:hAnsi="Times New Roman"/>
-          <w:sz w:val="24"/>
-        </w:rPr>
-        <w:t>передрік</w:t>
-      </w:r>
-      <w:r>
-        <w:rPr>
-          <w:rFonts w:ascii="Times New Roman" w:hAnsi="Times New Roman"/>
-          <w:sz w:val="24"/>
-        </w:rPr>
-        <w:t xml:space="preserve"> єси, преподобний, тому моли за нас, які пам’ять твою, </w:t>
-      </w:r>
-      <w:r>
-        <w:rPr>
-          <w:rFonts w:ascii="Times New Roman" w:hAnsi="Times New Roman"/>
-          <w:sz w:val="24"/>
-        </w:rPr>
-        <w:t>Ісаакію</w:t>
-      </w:r>
-      <w:r>
-        <w:rPr>
-          <w:rFonts w:ascii="Times New Roman" w:hAnsi="Times New Roman"/>
-          <w:sz w:val="24"/>
-        </w:rPr>
-        <w:t xml:space="preserve"> преподобний, почитають.</w:t>
+        <w:t xml:space="preserve">Кондак (г. 8): </w:t>
+      </w:r>
+      <w:r>
+        <w:rPr>
+          <w:rFonts w:ascii="Times New Roman" w:hAnsi="Times New Roman"/>
+          <w:sz w:val="24"/>
+        </w:rPr>
+        <w:t>Як угодник Божий вірний, розпалився єси ревністю за Церкву Христову, вудила Валентові вдержавши, пророчо йому смерть пагубну за закриття церкви передрік єси, преподобний, тому моли за нас, які пам’ять твою, Ісаакію преподобний, почитають.</w:t>
       </w:r>
     </w:p>
     <w:p>
@@ -9758,37 +9536,14 @@
           <w:color w:val="FF0000"/>
           <w:sz w:val="24"/>
         </w:rPr>
-        <w:t xml:space="preserve">Тропар (г. </w:t>
-      </w:r>
-      <w:r>
-        <w:rPr>
-          <w:rFonts w:ascii="Times New Roman" w:hAnsi="Times New Roman"/>
-          <w:i/>
-          <w:color w:val="FF0000"/>
-          <w:sz w:val="24"/>
-        </w:rPr>
-        <w:t xml:space="preserve">8): </w:t>
-      </w:r>
-      <w:r>
-        <w:rPr>
-          <w:rFonts w:ascii="Times New Roman" w:hAnsi="Times New Roman"/>
-          <w:sz w:val="24"/>
-        </w:rPr>
-        <w:t xml:space="preserve">В тобі, отче, дбайливо зберігся образ,* бо прийнявши хрест, ти пішов слідом за Христом* і ділом навчав ти погорджувати тілом, бо воно проминає,* а дбати про душу – єство безсмертне.* Тим-то з ангелами разом радується,* преподобний </w:t>
-      </w:r>
-      <w:r>
-        <w:rPr>
-          <w:rFonts w:ascii="Times New Roman" w:hAnsi="Times New Roman"/>
-          <w:sz w:val="24"/>
-        </w:rPr>
-        <w:t>Ісаакію</w:t>
-      </w:r>
-      <w:r>
-        <w:rPr>
-          <w:rFonts w:ascii="Times New Roman" w:hAnsi="Times New Roman"/>
-          <w:sz w:val="24"/>
-        </w:rPr>
-        <w:t>, дух твій.</w:t>
+        <w:t xml:space="preserve">Тропар (г. 8): </w:t>
+      </w:r>
+      <w:r>
+        <w:rPr>
+          <w:rFonts w:ascii="Times New Roman" w:hAnsi="Times New Roman"/>
+          <w:sz w:val="24"/>
+        </w:rPr>
+        <w:t>В тобі, отче, дбайливо зберігся образ,* бо прийнявши хрест, ти пішов слідом за Христом* і ділом навчав ти погорджувати тілом, бо воно проминає,* а дбати про душу – єство безсмертне.* Тим-то з ангелами разом радується,* преподобний Ісаакію, дух твій.</w:t>
       </w:r>
     </w:p>
     <w:p>
@@ -10262,65 +10017,14 @@
           <w:color w:val="FF0000"/>
           <w:sz w:val="24"/>
         </w:rPr>
-        <w:t>Ко</w:t>
-      </w:r>
-      <w:r>
-        <w:rPr>
-          <w:rFonts w:ascii="Times New Roman" w:hAnsi="Times New Roman"/>
-          <w:i/>
-          <w:color w:val="FF0000"/>
-          <w:sz w:val="24"/>
-        </w:rPr>
-        <w:t xml:space="preserve">ндак (г. 8): </w:t>
-      </w:r>
-      <w:r>
-        <w:rPr>
-          <w:rFonts w:ascii="Times New Roman" w:hAnsi="Times New Roman"/>
-          <w:sz w:val="24"/>
-        </w:rPr>
-        <w:t xml:space="preserve">Як угодник Божий вірний, розпалився єси ревністю за Церкву Христову, вудила </w:t>
-      </w:r>
-      <w:r>
-        <w:rPr>
-          <w:rFonts w:ascii="Times New Roman" w:hAnsi="Times New Roman"/>
-          <w:sz w:val="24"/>
-        </w:rPr>
-        <w:t>Валентові</w:t>
-      </w:r>
-      <w:r>
-        <w:rPr>
-          <w:rFonts w:ascii="Times New Roman" w:hAnsi="Times New Roman"/>
-          <w:sz w:val="24"/>
-        </w:rPr>
-        <w:t xml:space="preserve"> вдержавши, пророчо йому смерть пагубну за закриття церкви </w:t>
-      </w:r>
-      <w:r>
-        <w:rPr>
-          <w:rFonts w:ascii="Times New Roman" w:hAnsi="Times New Roman"/>
-          <w:sz w:val="24"/>
-        </w:rPr>
-        <w:t>передрік</w:t>
-      </w:r>
-      <w:r>
-        <w:rPr>
-          <w:rFonts w:ascii="Times New Roman" w:hAnsi="Times New Roman"/>
-          <w:sz w:val="24"/>
-        </w:rPr>
-        <w:t xml:space="preserve"> єси, преподобний, тому моли за нас, які пам’ять твою, </w:t>
-      </w:r>
-      <w:r>
-        <w:rPr>
-          <w:rFonts w:ascii="Times New Roman" w:hAnsi="Times New Roman"/>
-          <w:sz w:val="24"/>
-        </w:rPr>
-        <w:t>Ісаакію</w:t>
-      </w:r>
-      <w:r>
-        <w:rPr>
-          <w:rFonts w:ascii="Times New Roman" w:hAnsi="Times New Roman"/>
-          <w:sz w:val="24"/>
-        </w:rPr>
-        <w:t xml:space="preserve"> преподобний, почитають.</w:t>
+        <w:t xml:space="preserve">Кондак (г. 8): </w:t>
+      </w:r>
+      <w:r>
+        <w:rPr>
+          <w:rFonts w:ascii="Times New Roman" w:hAnsi="Times New Roman"/>
+          <w:sz w:val="24"/>
+        </w:rPr>
+        <w:t>Як угодник Божий вірний, розпалився єси ревністю за Церкву Христову, вудила Валентові вдержавши, пророчо йому смерть пагубну за закриття церкви передрік єси, преподобний, тому моли за нас, які пам’ять твою, Ісаакію преподобний, почитають.</w:t>
       </w:r>
     </w:p>
     <w:p>

--- a/flow/20230927_hours/drafts/2024-05-g/30.05.docx
+++ b/flow/20230927_hours/drafts/2024-05-g/30.05.docx
@@ -1508,17 +1508,59 @@
         <w:rPr>
           <w:rFonts w:ascii="Times New Roman" w:hAnsi="Times New Roman"/>
           <w:i/>
-          <w:color w:val="FF0000"/>
-          <w:sz w:val="24"/>
-        </w:rPr>
-        <w:t xml:space="preserve">Тропар (г. 8): </w:t>
-      </w:r>
-      <w:r>
-        <w:rPr>
-          <w:rFonts w:ascii="Times New Roman" w:hAnsi="Times New Roman"/>
-          <w:sz w:val="24"/>
-        </w:rPr>
-        <w:t>В тобі, отче, дбайливо зберігся образ,* бо прийнявши хрест, ти пішов слідом за Христом* і ділом навчав ти погорджувати тілом, бо воно проминає,* а дбати про душу – єство безсмертне.* Тим-то з ангелами разом радується,* преподобний Ісаакію, дух твій.</w:t>
+          <w:color w:val="FF4400"/>
+          <w:sz w:val="24"/>
+        </w:rPr>
+        <w:t>Тропар (г. 4):</w:t>
+      </w:r>
+      <w:r>
+        <w:rPr>
+          <w:rFonts w:ascii="Times New Roman" w:hAnsi="Times New Roman"/>
+          <w:sz w:val="24"/>
+        </w:rPr>
+        <w:t xml:space="preserve"> </w:t>
+      </w:r>
+      <w:r>
+        <w:rPr>
+          <w:rFonts w:ascii="Times New Roman" w:hAnsi="Times New Roman"/>
+          <w:sz w:val="24"/>
+        </w:rPr>
+        <w:t>Воспоминання</w:t>
+      </w:r>
+      <w:r>
+        <w:rPr>
+          <w:rFonts w:ascii="Times New Roman" w:hAnsi="Times New Roman"/>
+          <w:sz w:val="24"/>
+        </w:rPr>
+        <w:t xml:space="preserve"> Твоє, Христе Боже наш,* засвітило світові день </w:t>
+      </w:r>
+      <w:r>
+        <w:rPr>
+          <w:rFonts w:ascii="Times New Roman" w:hAnsi="Times New Roman"/>
+          <w:sz w:val="24"/>
+        </w:rPr>
+        <w:t>празничний</w:t>
+      </w:r>
+      <w:r>
+        <w:rPr>
+          <w:rFonts w:ascii="Times New Roman" w:hAnsi="Times New Roman"/>
+          <w:sz w:val="24"/>
+        </w:rPr>
+        <w:t xml:space="preserve">,* від Тебе бо рибалки училися безкровну жертву хліба й вина Тобі приносити* і так творити Твоє божественне </w:t>
+      </w:r>
+      <w:r>
+        <w:rPr>
+          <w:rFonts w:ascii="Times New Roman" w:hAnsi="Times New Roman"/>
+          <w:sz w:val="24"/>
+        </w:rPr>
+        <w:t>воспоминання</w:t>
+      </w:r>
+      <w:r>
+        <w:rPr>
+          <w:rFonts w:ascii="Times New Roman" w:hAnsi="Times New Roman"/>
+          <w:sz w:val="24"/>
+        </w:rPr>
+        <w:t>,* яке й ми празнуємо і кличемо:* Господи, слава Тобі.</w:t>
       </w:r>
     </w:p>
     <w:p>
@@ -1966,17 +2008,59 @@
         <w:rPr>
           <w:rFonts w:ascii="Times New Roman" w:hAnsi="Times New Roman"/>
           <w:i/>
-          <w:color w:val="FF0000"/>
-          <w:sz w:val="24"/>
-        </w:rPr>
-        <w:t xml:space="preserve">Кондак (г. 8): </w:t>
-      </w:r>
-      <w:r>
-        <w:rPr>
-          <w:rFonts w:ascii="Times New Roman" w:hAnsi="Times New Roman"/>
-          <w:sz w:val="24"/>
-        </w:rPr>
-        <w:t>Як угодник Божий вірний, розпалився єси ревністю за Церкву Христову, вудила Валентові вдержавши, пророчо йому смерть пагубну за закриття церкви передрік єси, преподобний, тому моли за нас, які пам’ять твою, Ісаакію преподобний, почитають.</w:t>
+          <w:color w:val="FF4400"/>
+          <w:sz w:val="24"/>
+        </w:rPr>
+        <w:t>Кондак (г. 4):</w:t>
+      </w:r>
+      <w:r>
+        <w:rPr>
+          <w:rFonts w:ascii="Times New Roman" w:hAnsi="Times New Roman"/>
+          <w:sz w:val="24"/>
+        </w:rPr>
+        <w:t xml:space="preserve"> Ось </w:t>
+      </w:r>
+      <w:r>
+        <w:rPr>
+          <w:rFonts w:ascii="Times New Roman" w:hAnsi="Times New Roman"/>
+          <w:sz w:val="24"/>
+        </w:rPr>
+        <w:t>предлежить</w:t>
+      </w:r>
+      <w:r>
+        <w:rPr>
+          <w:rFonts w:ascii="Times New Roman" w:hAnsi="Times New Roman"/>
+          <w:sz w:val="24"/>
+        </w:rPr>
+        <w:t xml:space="preserve"> Христос на поживу всім,* </w:t>
+      </w:r>
+      <w:r>
+        <w:rPr>
+          <w:rFonts w:ascii="Times New Roman" w:hAnsi="Times New Roman"/>
+          <w:sz w:val="24"/>
+        </w:rPr>
+        <w:t>прийдіте</w:t>
+      </w:r>
+      <w:r>
+        <w:rPr>
+          <w:rFonts w:ascii="Times New Roman" w:hAnsi="Times New Roman"/>
+          <w:sz w:val="24"/>
+        </w:rPr>
+        <w:t xml:space="preserve">, і припадаючи, поклонімся Христу Богові,* у цих тайнах утаєному,* з </w:t>
+      </w:r>
+      <w:r>
+        <w:rPr>
+          <w:rFonts w:ascii="Times New Roman" w:hAnsi="Times New Roman"/>
+          <w:sz w:val="24"/>
+        </w:rPr>
+        <w:t>умилінням</w:t>
+      </w:r>
+      <w:r>
+        <w:rPr>
+          <w:rFonts w:ascii="Times New Roman" w:hAnsi="Times New Roman"/>
+          <w:sz w:val="24"/>
+        </w:rPr>
+        <w:t xml:space="preserve"> кличучи:* Владико, не опали нас, недостойних, причастям,* але попали гріхи і очисти душі наші.</w:t>
       </w:r>
     </w:p>
     <w:p>
@@ -4441,17 +4525,59 @@
         <w:rPr>
           <w:rFonts w:ascii="Times New Roman" w:hAnsi="Times New Roman"/>
           <w:i/>
-          <w:color w:val="FF0000"/>
-          <w:sz w:val="24"/>
-        </w:rPr>
-        <w:t xml:space="preserve">Тропар (г. 8): </w:t>
-      </w:r>
-      <w:r>
-        <w:rPr>
-          <w:rFonts w:ascii="Times New Roman" w:hAnsi="Times New Roman"/>
-          <w:sz w:val="24"/>
-        </w:rPr>
-        <w:t>В тобі, отче, дбайливо зберігся образ,* бо прийнявши хрест, ти пішов слідом за Христом* і ділом навчав ти погорджувати тілом, бо воно проминає,* а дбати про душу – єство безсмертне.* Тим-то з ангелами разом радується,* преподобний Ісаакію, дух твій.</w:t>
+          <w:color w:val="FF4400"/>
+          <w:sz w:val="24"/>
+        </w:rPr>
+        <w:t>Тропар (г. 4):</w:t>
+      </w:r>
+      <w:r>
+        <w:rPr>
+          <w:rFonts w:ascii="Times New Roman" w:hAnsi="Times New Roman"/>
+          <w:sz w:val="24"/>
+        </w:rPr>
+        <w:t xml:space="preserve"> </w:t>
+      </w:r>
+      <w:r>
+        <w:rPr>
+          <w:rFonts w:ascii="Times New Roman" w:hAnsi="Times New Roman"/>
+          <w:sz w:val="24"/>
+        </w:rPr>
+        <w:t>Воспоминання</w:t>
+      </w:r>
+      <w:r>
+        <w:rPr>
+          <w:rFonts w:ascii="Times New Roman" w:hAnsi="Times New Roman"/>
+          <w:sz w:val="24"/>
+        </w:rPr>
+        <w:t xml:space="preserve"> Твоє, Христе Боже наш,* засвітило світові день </w:t>
+      </w:r>
+      <w:r>
+        <w:rPr>
+          <w:rFonts w:ascii="Times New Roman" w:hAnsi="Times New Roman"/>
+          <w:sz w:val="24"/>
+        </w:rPr>
+        <w:t>празничний</w:t>
+      </w:r>
+      <w:r>
+        <w:rPr>
+          <w:rFonts w:ascii="Times New Roman" w:hAnsi="Times New Roman"/>
+          <w:sz w:val="24"/>
+        </w:rPr>
+        <w:t xml:space="preserve">,* від Тебе бо рибалки училися безкровну жертву хліба й вина Тобі приносити* і так творити Твоє божественне </w:t>
+      </w:r>
+      <w:r>
+        <w:rPr>
+          <w:rFonts w:ascii="Times New Roman" w:hAnsi="Times New Roman"/>
+          <w:sz w:val="24"/>
+        </w:rPr>
+        <w:t>воспоминання</w:t>
+      </w:r>
+      <w:r>
+        <w:rPr>
+          <w:rFonts w:ascii="Times New Roman" w:hAnsi="Times New Roman"/>
+          <w:sz w:val="24"/>
+        </w:rPr>
+        <w:t>,* яке й ми празнуємо і кличемо:* Господи, слава Тобі.</w:t>
       </w:r>
     </w:p>
     <w:p>
@@ -4858,17 +4984,59 @@
         <w:rPr>
           <w:rFonts w:ascii="Times New Roman" w:hAnsi="Times New Roman"/>
           <w:i/>
-          <w:color w:val="FF0000"/>
-          <w:sz w:val="24"/>
-        </w:rPr>
-        <w:t xml:space="preserve">Кондак (г. 8): </w:t>
-      </w:r>
-      <w:r>
-        <w:rPr>
-          <w:rFonts w:ascii="Times New Roman" w:hAnsi="Times New Roman"/>
-          <w:sz w:val="24"/>
-        </w:rPr>
-        <w:t>Як угодник Божий вірний, розпалився єси ревністю за Церкву Христову, вудила Валентові вдержавши, пророчо йому смерть пагубну за закриття церкви передрік єси, преподобний, тому моли за нас, які пам’ять твою, Ісаакію преподобний, почитають.</w:t>
+          <w:color w:val="FF4400"/>
+          <w:sz w:val="24"/>
+        </w:rPr>
+        <w:t>Кондак (г. 4):</w:t>
+      </w:r>
+      <w:r>
+        <w:rPr>
+          <w:rFonts w:ascii="Times New Roman" w:hAnsi="Times New Roman"/>
+          <w:sz w:val="24"/>
+        </w:rPr>
+        <w:t xml:space="preserve"> Ось </w:t>
+      </w:r>
+      <w:r>
+        <w:rPr>
+          <w:rFonts w:ascii="Times New Roman" w:hAnsi="Times New Roman"/>
+          <w:sz w:val="24"/>
+        </w:rPr>
+        <w:t>предлежить</w:t>
+      </w:r>
+      <w:r>
+        <w:rPr>
+          <w:rFonts w:ascii="Times New Roman" w:hAnsi="Times New Roman"/>
+          <w:sz w:val="24"/>
+        </w:rPr>
+        <w:t xml:space="preserve"> Христос на поживу всім,* </w:t>
+      </w:r>
+      <w:r>
+        <w:rPr>
+          <w:rFonts w:ascii="Times New Roman" w:hAnsi="Times New Roman"/>
+          <w:sz w:val="24"/>
+        </w:rPr>
+        <w:t>прийдіте</w:t>
+      </w:r>
+      <w:r>
+        <w:rPr>
+          <w:rFonts w:ascii="Times New Roman" w:hAnsi="Times New Roman"/>
+          <w:sz w:val="24"/>
+        </w:rPr>
+        <w:t xml:space="preserve">, і припадаючи, поклонімся Христу Богові,* у цих тайнах утаєному,* з </w:t>
+      </w:r>
+      <w:r>
+        <w:rPr>
+          <w:rFonts w:ascii="Times New Roman" w:hAnsi="Times New Roman"/>
+          <w:sz w:val="24"/>
+        </w:rPr>
+        <w:t>умилінням</w:t>
+      </w:r>
+      <w:r>
+        <w:rPr>
+          <w:rFonts w:ascii="Times New Roman" w:hAnsi="Times New Roman"/>
+          <w:sz w:val="24"/>
+        </w:rPr>
+        <w:t xml:space="preserve"> кличучи:* Владико, не опали нас, недостойних, причастям,* але попали гріхи і очисти душі наші.</w:t>
       </w:r>
     </w:p>
     <w:p>
@@ -7051,17 +7219,59 @@
         <w:rPr>
           <w:rFonts w:ascii="Times New Roman" w:hAnsi="Times New Roman"/>
           <w:i/>
-          <w:color w:val="FF0000"/>
-          <w:sz w:val="24"/>
-        </w:rPr>
-        <w:t xml:space="preserve">Тропар (г. 8): </w:t>
-      </w:r>
-      <w:r>
-        <w:rPr>
-          <w:rFonts w:ascii="Times New Roman" w:hAnsi="Times New Roman"/>
-          <w:sz w:val="24"/>
-        </w:rPr>
-        <w:t>В тобі, отче, дбайливо зберігся образ,* бо прийнявши хрест, ти пішов слідом за Христом* і ділом навчав ти погорджувати тілом, бо воно проминає,* а дбати про душу – єство безсмертне.* Тим-то з ангелами разом радується,* преподобний Ісаакію, дух твій.</w:t>
+          <w:color w:val="FF4400"/>
+          <w:sz w:val="24"/>
+        </w:rPr>
+        <w:t>Тропар (г. 4):</w:t>
+      </w:r>
+      <w:r>
+        <w:rPr>
+          <w:rFonts w:ascii="Times New Roman" w:hAnsi="Times New Roman"/>
+          <w:sz w:val="24"/>
+        </w:rPr>
+        <w:t xml:space="preserve"> </w:t>
+      </w:r>
+      <w:r>
+        <w:rPr>
+          <w:rFonts w:ascii="Times New Roman" w:hAnsi="Times New Roman"/>
+          <w:sz w:val="24"/>
+        </w:rPr>
+        <w:t>Воспоминання</w:t>
+      </w:r>
+      <w:r>
+        <w:rPr>
+          <w:rFonts w:ascii="Times New Roman" w:hAnsi="Times New Roman"/>
+          <w:sz w:val="24"/>
+        </w:rPr>
+        <w:t xml:space="preserve"> Твоє, Христе Боже наш,* засвітило світові день </w:t>
+      </w:r>
+      <w:r>
+        <w:rPr>
+          <w:rFonts w:ascii="Times New Roman" w:hAnsi="Times New Roman"/>
+          <w:sz w:val="24"/>
+        </w:rPr>
+        <w:t>празничний</w:t>
+      </w:r>
+      <w:r>
+        <w:rPr>
+          <w:rFonts w:ascii="Times New Roman" w:hAnsi="Times New Roman"/>
+          <w:sz w:val="24"/>
+        </w:rPr>
+        <w:t xml:space="preserve">,* від Тебе бо рибалки училися безкровну жертву хліба й вина Тобі приносити* і так творити Твоє божественне </w:t>
+      </w:r>
+      <w:r>
+        <w:rPr>
+          <w:rFonts w:ascii="Times New Roman" w:hAnsi="Times New Roman"/>
+          <w:sz w:val="24"/>
+        </w:rPr>
+        <w:t>воспоминання</w:t>
+      </w:r>
+      <w:r>
+        <w:rPr>
+          <w:rFonts w:ascii="Times New Roman" w:hAnsi="Times New Roman"/>
+          <w:sz w:val="24"/>
+        </w:rPr>
+        <w:t>,* яке й ми празнуємо і кличемо:* Господи, слава Тобі.</w:t>
       </w:r>
     </w:p>
     <w:p>
@@ -7553,17 +7763,59 @@
         <w:rPr>
           <w:rFonts w:ascii="Times New Roman" w:hAnsi="Times New Roman"/>
           <w:i/>
-          <w:color w:val="FF0000"/>
-          <w:sz w:val="24"/>
-        </w:rPr>
-        <w:t xml:space="preserve">Кондак (г. 8): </w:t>
-      </w:r>
-      <w:r>
-        <w:rPr>
-          <w:rFonts w:ascii="Times New Roman" w:hAnsi="Times New Roman"/>
-          <w:sz w:val="24"/>
-        </w:rPr>
-        <w:t>Як угодник Божий вірний, розпалився єси ревністю за Церкву Христову, вудила Валентові вдержавши, пророчо йому смерть пагубну за закриття церкви передрік єси, преподобний, тому моли за нас, які пам’ять твою, Ісаакію преподобний, почитають.</w:t>
+          <w:color w:val="FF4400"/>
+          <w:sz w:val="24"/>
+        </w:rPr>
+        <w:t>Кондак (г. 4):</w:t>
+      </w:r>
+      <w:r>
+        <w:rPr>
+          <w:rFonts w:ascii="Times New Roman" w:hAnsi="Times New Roman"/>
+          <w:sz w:val="24"/>
+        </w:rPr>
+        <w:t xml:space="preserve"> Ось </w:t>
+      </w:r>
+      <w:r>
+        <w:rPr>
+          <w:rFonts w:ascii="Times New Roman" w:hAnsi="Times New Roman"/>
+          <w:sz w:val="24"/>
+        </w:rPr>
+        <w:t>предлежить</w:t>
+      </w:r>
+      <w:r>
+        <w:rPr>
+          <w:rFonts w:ascii="Times New Roman" w:hAnsi="Times New Roman"/>
+          <w:sz w:val="24"/>
+        </w:rPr>
+        <w:t xml:space="preserve"> Христос на поживу всім,* </w:t>
+      </w:r>
+      <w:r>
+        <w:rPr>
+          <w:rFonts w:ascii="Times New Roman" w:hAnsi="Times New Roman"/>
+          <w:sz w:val="24"/>
+        </w:rPr>
+        <w:t>прийдіте</w:t>
+      </w:r>
+      <w:r>
+        <w:rPr>
+          <w:rFonts w:ascii="Times New Roman" w:hAnsi="Times New Roman"/>
+          <w:sz w:val="24"/>
+        </w:rPr>
+        <w:t xml:space="preserve">, і припадаючи, поклонімся Христу Богові,* у цих тайнах утаєному,* з </w:t>
+      </w:r>
+      <w:r>
+        <w:rPr>
+          <w:rFonts w:ascii="Times New Roman" w:hAnsi="Times New Roman"/>
+          <w:sz w:val="24"/>
+        </w:rPr>
+        <w:t>умилінням</w:t>
+      </w:r>
+      <w:r>
+        <w:rPr>
+          <w:rFonts w:ascii="Times New Roman" w:hAnsi="Times New Roman"/>
+          <w:sz w:val="24"/>
+        </w:rPr>
+        <w:t xml:space="preserve"> кличучи:* Владико, не опали нас, недостойних, причастям,* але попали гріхи і очисти душі наші.</w:t>
       </w:r>
     </w:p>
     <w:p>
@@ -9533,17 +9785,59 @@
         <w:rPr>
           <w:rFonts w:ascii="Times New Roman" w:hAnsi="Times New Roman"/>
           <w:i/>
-          <w:color w:val="FF0000"/>
-          <w:sz w:val="24"/>
-        </w:rPr>
-        <w:t xml:space="preserve">Тропар (г. 8): </w:t>
-      </w:r>
-      <w:r>
-        <w:rPr>
-          <w:rFonts w:ascii="Times New Roman" w:hAnsi="Times New Roman"/>
-          <w:sz w:val="24"/>
-        </w:rPr>
-        <w:t>В тобі, отче, дбайливо зберігся образ,* бо прийнявши хрест, ти пішов слідом за Христом* і ділом навчав ти погорджувати тілом, бо воно проминає,* а дбати про душу – єство безсмертне.* Тим-то з ангелами разом радується,* преподобний Ісаакію, дух твій.</w:t>
+          <w:color w:val="FF4400"/>
+          <w:sz w:val="24"/>
+        </w:rPr>
+        <w:t>Тропар (г. 4):</w:t>
+      </w:r>
+      <w:r>
+        <w:rPr>
+          <w:rFonts w:ascii="Times New Roman" w:hAnsi="Times New Roman"/>
+          <w:sz w:val="24"/>
+        </w:rPr>
+        <w:t xml:space="preserve"> </w:t>
+      </w:r>
+      <w:r>
+        <w:rPr>
+          <w:rFonts w:ascii="Times New Roman" w:hAnsi="Times New Roman"/>
+          <w:sz w:val="24"/>
+        </w:rPr>
+        <w:t>Воспоминання</w:t>
+      </w:r>
+      <w:r>
+        <w:rPr>
+          <w:rFonts w:ascii="Times New Roman" w:hAnsi="Times New Roman"/>
+          <w:sz w:val="24"/>
+        </w:rPr>
+        <w:t xml:space="preserve"> Твоє, Христе Боже наш,* засвітило світові день </w:t>
+      </w:r>
+      <w:r>
+        <w:rPr>
+          <w:rFonts w:ascii="Times New Roman" w:hAnsi="Times New Roman"/>
+          <w:sz w:val="24"/>
+        </w:rPr>
+        <w:t>празничний</w:t>
+      </w:r>
+      <w:r>
+        <w:rPr>
+          <w:rFonts w:ascii="Times New Roman" w:hAnsi="Times New Roman"/>
+          <w:sz w:val="24"/>
+        </w:rPr>
+        <w:t xml:space="preserve">,* від Тебе бо рибалки училися безкровну жертву хліба й вина Тобі приносити* і так творити Твоє божественне </w:t>
+      </w:r>
+      <w:r>
+        <w:rPr>
+          <w:rFonts w:ascii="Times New Roman" w:hAnsi="Times New Roman"/>
+          <w:sz w:val="24"/>
+        </w:rPr>
+        <w:t>воспоминання</w:t>
+      </w:r>
+      <w:r>
+        <w:rPr>
+          <w:rFonts w:ascii="Times New Roman" w:hAnsi="Times New Roman"/>
+          <w:sz w:val="24"/>
+        </w:rPr>
+        <w:t>,* яке й ми празнуємо і кличемо:* Господи, слава Тобі.</w:t>
       </w:r>
     </w:p>
     <w:p>
@@ -10014,17 +10308,59 @@
         <w:rPr>
           <w:rFonts w:ascii="Times New Roman" w:hAnsi="Times New Roman"/>
           <w:i/>
-          <w:color w:val="FF0000"/>
-          <w:sz w:val="24"/>
-        </w:rPr>
-        <w:t xml:space="preserve">Кондак (г. 8): </w:t>
-      </w:r>
-      <w:r>
-        <w:rPr>
-          <w:rFonts w:ascii="Times New Roman" w:hAnsi="Times New Roman"/>
-          <w:sz w:val="24"/>
-        </w:rPr>
-        <w:t>Як угодник Божий вірний, розпалився єси ревністю за Церкву Христову, вудила Валентові вдержавши, пророчо йому смерть пагубну за закриття церкви передрік єси, преподобний, тому моли за нас, які пам’ять твою, Ісаакію преподобний, почитають.</w:t>
+          <w:color w:val="FF4400"/>
+          <w:sz w:val="24"/>
+        </w:rPr>
+        <w:t>Кондак (г. 4):</w:t>
+      </w:r>
+      <w:r>
+        <w:rPr>
+          <w:rFonts w:ascii="Times New Roman" w:hAnsi="Times New Roman"/>
+          <w:sz w:val="24"/>
+        </w:rPr>
+        <w:t xml:space="preserve"> Ось </w:t>
+      </w:r>
+      <w:r>
+        <w:rPr>
+          <w:rFonts w:ascii="Times New Roman" w:hAnsi="Times New Roman"/>
+          <w:sz w:val="24"/>
+        </w:rPr>
+        <w:t>предлежить</w:t>
+      </w:r>
+      <w:r>
+        <w:rPr>
+          <w:rFonts w:ascii="Times New Roman" w:hAnsi="Times New Roman"/>
+          <w:sz w:val="24"/>
+        </w:rPr>
+        <w:t xml:space="preserve"> Христос на поживу всім,* </w:t>
+      </w:r>
+      <w:r>
+        <w:rPr>
+          <w:rFonts w:ascii="Times New Roman" w:hAnsi="Times New Roman"/>
+          <w:sz w:val="24"/>
+        </w:rPr>
+        <w:t>прийдіте</w:t>
+      </w:r>
+      <w:r>
+        <w:rPr>
+          <w:rFonts w:ascii="Times New Roman" w:hAnsi="Times New Roman"/>
+          <w:sz w:val="24"/>
+        </w:rPr>
+        <w:t xml:space="preserve">, і припадаючи, поклонімся Христу Богові,* у цих тайнах утаєному,* з </w:t>
+      </w:r>
+      <w:r>
+        <w:rPr>
+          <w:rFonts w:ascii="Times New Roman" w:hAnsi="Times New Roman"/>
+          <w:sz w:val="24"/>
+        </w:rPr>
+        <w:t>умилінням</w:t>
+      </w:r>
+      <w:r>
+        <w:rPr>
+          <w:rFonts w:ascii="Times New Roman" w:hAnsi="Times New Roman"/>
+          <w:sz w:val="24"/>
+        </w:rPr>
+        <w:t xml:space="preserve"> кличучи:* Владико, не опали нас, недостойних, причастям,* але попали гріхи і очисти душі наші.</w:t>
       </w:r>
     </w:p>
     <w:p>
